--- a/Demos/025-RAGGraph/Docs/Ejemplo de uso del grafo de conocimiento.docx
+++ b/Demos/025-RAGGraph/Docs/Ejemplo de uso del grafo de conocimiento.docx
@@ -67,18 +67,20 @@
     <w:p>
       <w:pPr>
         <w:pStyle w:val="Codigo"/>
-        <w:rPr>
-          <w:sz w:val="14"/>
-          <w:szCs w:val="14"/>
-        </w:rPr>
       </w:pPr>
       <w:r>
         <w:lastRenderedPageBreak/>
         <w:t>Se generan estas relaciones:</w:t>
       </w:r>
-      <w:r>
-        <w:br/>
-      </w:r>
+    </w:p>
+    <w:p>
+      <w:pPr>
+        <w:pStyle w:val="Codigo"/>
+        <w:rPr>
+          <w:sz w:val="14"/>
+          <w:szCs w:val="14"/>
+        </w:rPr>
+      </w:pPr>
       <w:r>
         <w:br/>
       </w:r>
@@ -10443,23 +10445,7 @@
           <w:sz w:val="14"/>
           <w:szCs w:val="14"/>
         </w:rPr>
-        <w:t xml:space="preserve">        "rol": "</w:t>
-      </w:r>
-      <w:proofErr w:type="gramStart"/>
-      <w:r>
-        <w:rPr>
-          <w:sz w:val="14"/>
-          <w:szCs w:val="14"/>
-        </w:rPr>
-        <w:t>Alcalde</w:t>
-      </w:r>
-      <w:proofErr w:type="gramEnd"/>
-      <w:r>
-        <w:rPr>
-          <w:sz w:val="14"/>
-          <w:szCs w:val="14"/>
-        </w:rPr>
-        <w:t>"</w:t>
+        <w:t xml:space="preserve">        "rol": "Alcalde"</w:t>
       </w:r>
     </w:p>
     <w:p>
@@ -12059,7 +12045,7 @@
     <w:p>
       <w:r>
         <w:pict w14:anchorId="39C725A6">
-          <v:rect id="_x0000_i1031" style="width:0;height:1.5pt" o:hralign="center" o:hrstd="t" o:hr="t" fillcolor="#a0a0a0" stroked="f"/>
+          <v:rect id="_x0000_i1025" style="width:0;height:1.5pt" o:hralign="center" o:hrstd="t" o:hr="t" fillcolor="#a0a0a0" stroked="f"/>
         </w:pict>
       </w:r>
     </w:p>
@@ -14214,6 +14200,7 @@
   <w:style w:type="character" w:default="1" w:styleId="Fuentedeprrafopredeter">
     <w:name w:val="Default Paragraph Font"/>
     <w:uiPriority w:val="1"/>
+    <w:semiHidden/>
     <w:unhideWhenUsed/>
   </w:style>
   <w:style w:type="table" w:default="1" w:styleId="Tablanormal">
